--- a/docs/downloads/Campus_Neighbour_SRS.docx
+++ b/docs/downloads/Campus_Neighbour_SRS.docx
@@ -46,11 +46,19 @@
       </w:r>
     </w:p>
     <w:p>
+      <w:commentRangeStart w:id="0"/>
       <w:r>
         <w:rPr>
           <w:b w:val="0"/>
         </w:rPr>
-        <w:t>负责人、审核人、审批记录：待填写。</w:t>
+        <w:t>负责人：YIAYI WU（R3）；审核人、审批记录：待填写。</w:t>
+      </w:r>
+      <w:commentRangeEnd w:id="0"/>
+      <w:r>
+        <w:rPr>
+          <w:rStyle w:val="CommentReference"/>
+        </w:rPr>
+        <w:commentReference w:id="0"/>
       </w:r>
     </w:p>
     <w:p>
@@ -1504,7 +1512,7 @@
         <w:rPr>
           <w:b w:val="0"/>
         </w:rPr>
-        <w:t>新增或修改需求时记录原因、受影响需求编号、页面、接口和测试，并由团队评审。文档版本随批准的变化更新；负责人及具体分工保留待填写。</w:t>
+        <w:t>新增或修改需求时记录原因、受影响需求编号、页面、接口和测试，并由团队评审。YIAYI WU负责维护需求，岗位分工按九人协作手册执行；具体任务审核人和评审结果仍待填写。</w:t>
       </w:r>
     </w:p>
     <w:p>
@@ -1524,6 +1532,27 @@
     </w:sectPr>
   </w:body>
 </w:document>
+</file>
+
+<file path=word/comments.xml><?xml version="1.0" encoding="utf-8"?>
+<w:comments xmlns:a="http://schemas.openxmlformats.org/drawingml/2006/main" xmlns:pic="http://schemas.openxmlformats.org/drawingml/2006/picture" xmlns:r="http://schemas.openxmlformats.org/officeDocument/2006/relationships" xmlns:w="http://schemas.openxmlformats.org/wordprocessingml/2006/main" xmlns:wp="http://schemas.openxmlformats.org/drawingml/2006/wordprocessingDrawing" xmlns:mc="http://schemas.openxmlformats.org/markup-compatibility/2006" xmlns:a14="http://schemas.microsoft.com/office/drawing/2010/main" xmlns:w14="http://schemas.microsoft.com/office/word/2010/wordml" xmlns:wpc="http://schemas.microsoft.com/office/word/2010/wordprocessingCanvas">
+  <w:comment w:id="0" w:author="Review" w:initials="R" w:date="2026-09-23T11:41:44Z">
+    <w:p>
+      <w:pPr>
+        <w:pStyle w:val="CommentText"/>
+      </w:pPr>
+      <w:r>
+        <w:rPr>
+          <w:rStyle w:val="CommentReference"/>
+        </w:rPr>
+        <w:annotationRef/>
+      </w:r>
+      <w:r>
+        <w:t>按已提供的R3岗位名单更新需求负责人；审核人及审批记录继续待填写。</w:t>
+      </w:r>
+    </w:p>
+  </w:comment>
+</w:comments>
 </file>
 
 <file path=word/footer1.xml><?xml version="1.0" encoding="utf-8"?>
